--- a/oaip/sem2/cursach/li/Ведомость.docx
+++ b/oaip/sem2/cursach/li/Ведомость.docx
@@ -980,34 +980,6 @@
                 <w:szCs w:val="24"/>
               </w:rPr>
             </w:pPr>
-            <w:r>
-              <w:rPr>
-                <w:i/>
-                <w:iCs/>
-                <w:sz w:val="24"/>
-                <w:szCs w:val="24"/>
-              </w:rPr>
-              <w:t>ГУИР.52170</w:t>
-            </w:r>
-            <w:r>
-              <w:rPr>
-                <w:i/>
-                <w:iCs/>
-                <w:sz w:val="24"/>
-                <w:szCs w:val="24"/>
-                <w:lang w:val="en-US"/>
-              </w:rPr>
-              <w:t>3</w:t>
-            </w:r>
-            <w:r>
-              <w:rPr>
-                <w:i/>
-                <w:iCs/>
-                <w:sz w:val="24"/>
-                <w:szCs w:val="24"/>
-              </w:rPr>
-              <w:t>.002 БС</w:t>
-            </w:r>
           </w:p>
         </w:tc>
         <w:tc>
@@ -1048,38 +1020,6 @@
               </w:rPr>
               <w:t xml:space="preserve"> </w:t>
             </w:r>
-            <w:proofErr w:type="spellStart"/>
-            <w:r>
-              <w:rPr>
-                <w:i/>
-                <w:iCs/>
-                <w:sz w:val="24"/>
-                <w:szCs w:val="24"/>
-                <w:lang w:val="ru-RU"/>
-              </w:rPr>
-              <w:t>binarySearchByDuration</w:t>
-            </w:r>
-            <w:proofErr w:type="spellEnd"/>
-            <w:r>
-              <w:rPr>
-                <w:i/>
-                <w:iCs/>
-                <w:sz w:val="24"/>
-                <w:szCs w:val="24"/>
-                <w:lang w:val="ru-RU"/>
-              </w:rPr>
-              <w:t xml:space="preserve"> </w:t>
-            </w:r>
-            <w:r>
-              <w:rPr>
-                <w:i/>
-                <w:iCs/>
-                <w:sz w:val="24"/>
-                <w:szCs w:val="24"/>
-                <w:lang w:val="ru-RU"/>
-              </w:rPr>
-              <w:t>()</w:t>
-            </w:r>
           </w:p>
         </w:tc>
         <w:tc>
@@ -1103,15 +1043,6 @@
                 <w:szCs w:val="24"/>
               </w:rPr>
             </w:pPr>
-            <w:r>
-              <w:rPr>
-                <w:i/>
-                <w:iCs/>
-                <w:sz w:val="24"/>
-                <w:szCs w:val="24"/>
-              </w:rPr>
-              <w:t>Формат А4</w:t>
-            </w:r>
           </w:p>
         </w:tc>
       </w:tr>
@@ -1167,7 +1098,7 @@
                 <w:sz w:val="24"/>
                 <w:szCs w:val="24"/>
               </w:rPr>
-              <w:t>.003 БС</w:t>
+              <w:t>.002 БС</w:t>
             </w:r>
           </w:p>
         </w:tc>
@@ -1193,6 +1124,7 @@
                 <w:lang w:val="en-US"/>
               </w:rPr>
             </w:pPr>
+            <w:proofErr w:type="spellStart"/>
             <w:r>
               <w:rPr>
                 <w:i/>
@@ -1201,8 +1133,9 @@
                 <w:szCs w:val="24"/>
                 <w:lang w:val="ru-RU"/>
               </w:rPr>
-              <w:t>Блок-схема</w:t>
-            </w:r>
+              <w:t>binarySearchByDuration</w:t>
+            </w:r>
+            <w:proofErr w:type="spellEnd"/>
             <w:r>
               <w:rPr>
                 <w:i/>
@@ -1213,25 +1146,13 @@
               </w:rPr>
               <w:t xml:space="preserve"> </w:t>
             </w:r>
-            <w:proofErr w:type="spellStart"/>
-            <w:r>
-              <w:rPr>
-                <w:i/>
-                <w:iCs/>
-                <w:sz w:val="24"/>
-                <w:szCs w:val="24"/>
-                <w:lang w:val="en-US"/>
-              </w:rPr>
-              <w:t>quickSortMembership</w:t>
-            </w:r>
-            <w:proofErr w:type="spellEnd"/>
-            <w:r>
-              <w:rPr>
-                <w:i/>
-                <w:iCs/>
-                <w:sz w:val="24"/>
-                <w:szCs w:val="24"/>
-                <w:lang w:val="en-US"/>
+            <w:r>
+              <w:rPr>
+                <w:i/>
+                <w:iCs/>
+                <w:sz w:val="24"/>
+                <w:szCs w:val="24"/>
+                <w:lang w:val="ru-RU"/>
               </w:rPr>
               <w:t>()</w:t>
             </w:r>
@@ -1284,6 +1205,7 @@
               <w:bottom w:val="single" w:sz="8" w:space="0" w:color="000000"/>
               <w:right w:val="single" w:sz="17" w:space="0" w:color="000000"/>
             </w:tcBorders>
+            <w:vAlign w:val="bottom"/>
           </w:tcPr>
           <w:p>
             <w:pPr>
@@ -1321,7 +1243,7 @@
                 <w:sz w:val="24"/>
                 <w:szCs w:val="24"/>
               </w:rPr>
-              <w:t>.004 БС</w:t>
+              <w:t>.003 БС</w:t>
             </w:r>
           </w:p>
         </w:tc>
@@ -1355,37 +1277,7 @@
                 <w:szCs w:val="24"/>
                 <w:lang w:val="ru-RU"/>
               </w:rPr>
-              <w:t>Блок</w:t>
-            </w:r>
-            <w:r>
-              <w:rPr>
-                <w:i/>
-                <w:iCs/>
-                <w:sz w:val="24"/>
-                <w:szCs w:val="24"/>
-                <w:lang w:val="en-US"/>
-              </w:rPr>
-              <w:t>-</w:t>
-            </w:r>
-            <w:r>
-              <w:rPr>
-                <w:i/>
-                <w:iCs/>
-                <w:sz w:val="24"/>
-                <w:szCs w:val="24"/>
-                <w:lang w:val="ru-RU"/>
-              </w:rPr>
-              <w:t>схема</w:t>
-            </w:r>
-            <w:r>
-              <w:rPr>
-                <w:i/>
-                <w:iCs/>
-                <w:sz w:val="24"/>
-                <w:szCs w:val="24"/>
-                <w:lang w:val="en-US"/>
-              </w:rPr>
-              <w:t xml:space="preserve"> </w:t>
+              <w:t xml:space="preserve">Блок-схема </w:t>
             </w:r>
             <w:proofErr w:type="spellStart"/>
             <w:r>
@@ -1396,7 +1288,7 @@
                 <w:szCs w:val="24"/>
                 <w:lang w:val="en-US"/>
               </w:rPr>
-              <w:t>insertionSortByTime</w:t>
+              <w:t>quickSortMembership</w:t>
             </w:r>
             <w:proofErr w:type="spellEnd"/>
             <w:r>
@@ -1496,7 +1388,7 @@
                 <w:sz w:val="24"/>
                 <w:szCs w:val="24"/>
               </w:rPr>
-              <w:t>.005 БС</w:t>
+              <w:t>.004 БС</w:t>
             </w:r>
           </w:p>
         </w:tc>
@@ -1554,6 +1446,10 @@
             </w:r>
             <w:r>
               <w:rPr>
+                <w:i/>
+                <w:iCs/>
+                <w:sz w:val="24"/>
+                <w:szCs w:val="24"/>
                 <w:lang w:val="en-US"/>
               </w:rPr>
               <w:t xml:space="preserve"> </w:t>
@@ -1567,7 +1463,7 @@
                 <w:szCs w:val="24"/>
                 <w:lang w:val="en-US"/>
               </w:rPr>
-              <w:t>selectionSortByDate</w:t>
+              <w:t>insertionSortByTime</w:t>
             </w:r>
             <w:proofErr w:type="spellEnd"/>
             <w:r>
@@ -1667,26 +1563,7 @@
                 <w:sz w:val="24"/>
                 <w:szCs w:val="24"/>
               </w:rPr>
-              <w:t>.00</w:t>
-            </w:r>
-            <w:r>
-              <w:rPr>
-                <w:i/>
-                <w:iCs/>
-                <w:sz w:val="24"/>
-                <w:szCs w:val="24"/>
-                <w:lang w:val="en-US"/>
-              </w:rPr>
-              <w:t>6</w:t>
-            </w:r>
-            <w:r>
-              <w:rPr>
-                <w:i/>
-                <w:iCs/>
-                <w:sz w:val="24"/>
-                <w:szCs w:val="24"/>
-              </w:rPr>
-              <w:t xml:space="preserve"> БС</w:t>
+              <w:t>.005 БС</w:t>
             </w:r>
           </w:p>
         </w:tc>
@@ -1744,10 +1621,6 @@
             </w:r>
             <w:r>
               <w:rPr>
-                <w:i/>
-                <w:iCs/>
-                <w:sz w:val="24"/>
-                <w:szCs w:val="24"/>
                 <w:lang w:val="en-US"/>
               </w:rPr>
               <w:t xml:space="preserve"> </w:t>
@@ -1761,7 +1634,7 @@
                 <w:szCs w:val="24"/>
                 <w:lang w:val="en-US"/>
               </w:rPr>
-              <w:t>statisticsByMembership</w:t>
+              <w:t>selectionSortByDate</w:t>
             </w:r>
             <w:proofErr w:type="spellEnd"/>
             <w:r>
@@ -1786,7 +1659,6 @@
               <w:bottom w:val="single" w:sz="8" w:space="0" w:color="000000"/>
               <w:right w:val="single" w:sz="17" w:space="0" w:color="000000"/>
             </w:tcBorders>
-            <w:vAlign w:val="bottom"/>
           </w:tcPr>
           <w:p>
             <w:pPr>
@@ -1836,53 +1708,6 @@
                 <w:szCs w:val="24"/>
               </w:rPr>
             </w:pPr>
-            <w:r>
-              <w:rPr>
-                <w:i/>
-                <w:iCs/>
-                <w:sz w:val="24"/>
-                <w:szCs w:val="24"/>
-              </w:rPr>
-              <w:t>ГУИР.52170</w:t>
-            </w:r>
-            <w:r>
-              <w:rPr>
-                <w:i/>
-                <w:iCs/>
-                <w:sz w:val="24"/>
-                <w:szCs w:val="24"/>
-                <w:lang w:val="en-US"/>
-              </w:rPr>
-              <w:t>3</w:t>
-            </w:r>
-            <w:r>
-              <w:rPr>
-                <w:i/>
-                <w:iCs/>
-                <w:sz w:val="24"/>
-                <w:szCs w:val="24"/>
-              </w:rPr>
-              <w:t>.00</w:t>
-            </w:r>
-            <w:r>
-              <w:rPr>
-                <w:i/>
-                <w:iCs/>
-                <w:sz w:val="24"/>
-                <w:szCs w:val="24"/>
-                <w:lang w:val="en-US"/>
-              </w:rPr>
-              <w:t>7</w:t>
-            </w:r>
-            <w:r>
-              <w:rPr>
-                <w:i/>
-                <w:iCs/>
-                <w:sz w:val="24"/>
-                <w:szCs w:val="24"/>
-              </w:rPr>
-              <w:t xml:space="preserve"> БС</w:t>
-            </w:r>
           </w:p>
         </w:tc>
         <w:tc>
@@ -1947,28 +1772,6 @@
               </w:rPr>
               <w:t xml:space="preserve"> </w:t>
             </w:r>
-            <w:proofErr w:type="spellStart"/>
-            <w:r>
-              <w:rPr>
-                <w:i/>
-                <w:iCs/>
-                <w:sz w:val="24"/>
-                <w:szCs w:val="24"/>
-                <w:lang w:val="en-US"/>
-              </w:rPr>
-              <w:t>analyseVisitsByPeriod</w:t>
-            </w:r>
-            <w:proofErr w:type="spellEnd"/>
-            <w:r>
-              <w:rPr>
-                <w:i/>
-                <w:iCs/>
-                <w:sz w:val="24"/>
-                <w:szCs w:val="24"/>
-                <w:lang w:val="en-US"/>
-              </w:rPr>
-              <w:t>()</w:t>
-            </w:r>
           </w:p>
         </w:tc>
         <w:tc>
@@ -1981,6 +1784,7 @@
               <w:bottom w:val="single" w:sz="8" w:space="0" w:color="000000"/>
               <w:right w:val="single" w:sz="17" w:space="0" w:color="000000"/>
             </w:tcBorders>
+            <w:vAlign w:val="bottom"/>
           </w:tcPr>
           <w:p>
             <w:pPr>
@@ -1993,15 +1797,6 @@
                 <w:lang w:val="en-US"/>
               </w:rPr>
             </w:pPr>
-            <w:r>
-              <w:rPr>
-                <w:i/>
-                <w:iCs/>
-                <w:sz w:val="24"/>
-                <w:szCs w:val="24"/>
-              </w:rPr>
-              <w:t>Формат А4</w:t>
-            </w:r>
           </w:p>
         </w:tc>
       </w:tr>
@@ -2019,6 +1814,7 @@
               <w:bottom w:val="single" w:sz="8" w:space="0" w:color="000000"/>
               <w:right w:val="single" w:sz="17" w:space="0" w:color="000000"/>
             </w:tcBorders>
+            <w:vAlign w:val="bottom"/>
           </w:tcPr>
           <w:p>
             <w:pPr>
@@ -2031,6 +1827,53 @@
                 <w:lang w:val="en-US"/>
               </w:rPr>
             </w:pPr>
+            <w:r>
+              <w:rPr>
+                <w:i/>
+                <w:iCs/>
+                <w:sz w:val="24"/>
+                <w:szCs w:val="24"/>
+              </w:rPr>
+              <w:t>ГУИР.52170</w:t>
+            </w:r>
+            <w:r>
+              <w:rPr>
+                <w:i/>
+                <w:iCs/>
+                <w:sz w:val="24"/>
+                <w:szCs w:val="24"/>
+                <w:lang w:val="en-US"/>
+              </w:rPr>
+              <w:t>3</w:t>
+            </w:r>
+            <w:r>
+              <w:rPr>
+                <w:i/>
+                <w:iCs/>
+                <w:sz w:val="24"/>
+                <w:szCs w:val="24"/>
+              </w:rPr>
+              <w:t>.00</w:t>
+            </w:r>
+            <w:r>
+              <w:rPr>
+                <w:i/>
+                <w:iCs/>
+                <w:sz w:val="24"/>
+                <w:szCs w:val="24"/>
+                <w:lang w:val="en-US"/>
+              </w:rPr>
+              <w:t>6</w:t>
+            </w:r>
+            <w:r>
+              <w:rPr>
+                <w:i/>
+                <w:iCs/>
+                <w:sz w:val="24"/>
+                <w:szCs w:val="24"/>
+              </w:rPr>
+              <w:t xml:space="preserve"> БС</w:t>
+            </w:r>
           </w:p>
         </w:tc>
         <w:tc>
@@ -2043,7 +1886,6 @@
               <w:bottom w:val="single" w:sz="8" w:space="0" w:color="000000"/>
               <w:right w:val="single" w:sz="17" w:space="0" w:color="000000"/>
             </w:tcBorders>
-            <w:vAlign w:val="center"/>
           </w:tcPr>
           <w:p>
             <w:pPr>
@@ -2056,6 +1898,28 @@
                 <w:lang w:val="en-US"/>
               </w:rPr>
             </w:pPr>
+            <w:proofErr w:type="spellStart"/>
+            <w:r>
+              <w:rPr>
+                <w:i/>
+                <w:iCs/>
+                <w:sz w:val="24"/>
+                <w:szCs w:val="24"/>
+                <w:lang w:val="en-US"/>
+              </w:rPr>
+              <w:t>statisticsByMembership</w:t>
+            </w:r>
+            <w:proofErr w:type="spellEnd"/>
+            <w:r>
+              <w:rPr>
+                <w:i/>
+                <w:iCs/>
+                <w:sz w:val="24"/>
+                <w:szCs w:val="24"/>
+                <w:lang w:val="en-US"/>
+              </w:rPr>
+              <w:t>()</w:t>
+            </w:r>
           </w:p>
         </w:tc>
         <w:tc>
@@ -2068,7 +1932,6 @@
               <w:bottom w:val="single" w:sz="8" w:space="0" w:color="000000"/>
               <w:right w:val="single" w:sz="17" w:space="0" w:color="000000"/>
             </w:tcBorders>
-            <w:vAlign w:val="center"/>
           </w:tcPr>
           <w:p>
             <w:pPr>
@@ -2081,6 +1944,15 @@
                 <w:lang w:val="en-US"/>
               </w:rPr>
             </w:pPr>
+            <w:r>
+              <w:rPr>
+                <w:i/>
+                <w:iCs/>
+                <w:sz w:val="24"/>
+                <w:szCs w:val="24"/>
+              </w:rPr>
+              <w:t>Формат А4</w:t>
+            </w:r>
           </w:p>
         </w:tc>
       </w:tr>
@@ -2110,6 +1982,53 @@
                 <w:lang w:val="en-US"/>
               </w:rPr>
             </w:pPr>
+            <w:r>
+              <w:rPr>
+                <w:i/>
+                <w:iCs/>
+                <w:sz w:val="24"/>
+                <w:szCs w:val="24"/>
+              </w:rPr>
+              <w:t>ГУИР.52170</w:t>
+            </w:r>
+            <w:r>
+              <w:rPr>
+                <w:i/>
+                <w:iCs/>
+                <w:sz w:val="24"/>
+                <w:szCs w:val="24"/>
+                <w:lang w:val="en-US"/>
+              </w:rPr>
+              <w:t>3</w:t>
+            </w:r>
+            <w:r>
+              <w:rPr>
+                <w:i/>
+                <w:iCs/>
+                <w:sz w:val="24"/>
+                <w:szCs w:val="24"/>
+              </w:rPr>
+              <w:t>.00</w:t>
+            </w:r>
+            <w:r>
+              <w:rPr>
+                <w:i/>
+                <w:iCs/>
+                <w:sz w:val="24"/>
+                <w:szCs w:val="24"/>
+                <w:lang w:val="en-US"/>
+              </w:rPr>
+              <w:t>7</w:t>
+            </w:r>
+            <w:r>
+              <w:rPr>
+                <w:i/>
+                <w:iCs/>
+                <w:sz w:val="24"/>
+                <w:szCs w:val="24"/>
+              </w:rPr>
+              <w:t xml:space="preserve"> БС</w:t>
+            </w:r>
           </w:p>
         </w:tc>
         <w:tc>
@@ -2122,7 +2041,6 @@
               <w:bottom w:val="single" w:sz="8" w:space="0" w:color="000000"/>
               <w:right w:val="single" w:sz="17" w:space="0" w:color="000000"/>
             </w:tcBorders>
-            <w:vAlign w:val="center"/>
           </w:tcPr>
           <w:p>
             <w:pPr>
@@ -2135,6 +2053,68 @@
                 <w:lang w:val="en-US"/>
               </w:rPr>
             </w:pPr>
+            <w:r>
+              <w:rPr>
+                <w:i/>
+                <w:iCs/>
+                <w:sz w:val="24"/>
+                <w:szCs w:val="24"/>
+                <w:lang w:val="ru-RU"/>
+              </w:rPr>
+              <w:t>Блок</w:t>
+            </w:r>
+            <w:r>
+              <w:rPr>
+                <w:i/>
+                <w:iCs/>
+                <w:sz w:val="24"/>
+                <w:szCs w:val="24"/>
+                <w:lang w:val="en-US"/>
+              </w:rPr>
+              <w:t>-</w:t>
+            </w:r>
+            <w:r>
+              <w:rPr>
+                <w:i/>
+                <w:iCs/>
+                <w:sz w:val="24"/>
+                <w:szCs w:val="24"/>
+                <w:lang w:val="ru-RU"/>
+              </w:rPr>
+              <w:t>схема</w:t>
+            </w:r>
+            <w:r>
+              <w:rPr>
+                <w:i/>
+                <w:iCs/>
+                <w:sz w:val="24"/>
+                <w:szCs w:val="24"/>
+                <w:lang w:val="en-US"/>
+              </w:rPr>
+              <w:t xml:space="preserve"> </w:t>
+            </w:r>
+            <w:proofErr w:type="spellStart"/>
+            <w:r>
+              <w:rPr>
+                <w:i/>
+                <w:iCs/>
+                <w:sz w:val="24"/>
+                <w:szCs w:val="24"/>
+                <w:lang w:val="en-US"/>
+              </w:rPr>
+              <w:t>analyseVisitsByPeriod</w:t>
+            </w:r>
+            <w:proofErr w:type="spellEnd"/>
+            <w:r>
+              <w:rPr>
+                <w:i/>
+                <w:iCs/>
+                <w:sz w:val="24"/>
+                <w:szCs w:val="24"/>
+                <w:lang w:val="en-US"/>
+              </w:rPr>
+              <w:t>()</w:t>
+            </w:r>
           </w:p>
         </w:tc>
         <w:tc>
@@ -2147,7 +2127,6 @@
               <w:bottom w:val="single" w:sz="8" w:space="0" w:color="000000"/>
               <w:right w:val="single" w:sz="17" w:space="0" w:color="000000"/>
             </w:tcBorders>
-            <w:vAlign w:val="center"/>
           </w:tcPr>
           <w:p>
             <w:pPr>
@@ -2160,6 +2139,15 @@
                 <w:lang w:val="en-US"/>
               </w:rPr>
             </w:pPr>
+            <w:r>
+              <w:rPr>
+                <w:i/>
+                <w:iCs/>
+                <w:sz w:val="24"/>
+                <w:szCs w:val="24"/>
+              </w:rPr>
+              <w:t>Формат А4</w:t>
+            </w:r>
           </w:p>
         </w:tc>
       </w:tr>
@@ -2243,6 +2231,161 @@
       <w:tr>
         <w:trPr>
           <w:trHeight w:val="108"/>
+        </w:trPr>
+        <w:tc>
+          <w:tcPr>
+            <w:tcW w:w="4374" w:type="dxa"/>
+            <w:gridSpan w:val="5"/>
+            <w:tcBorders>
+              <w:top w:val="single" w:sz="8" w:space="0" w:color="000000"/>
+              <w:left w:val="single" w:sz="17" w:space="0" w:color="000000"/>
+              <w:bottom w:val="single" w:sz="8" w:space="0" w:color="000000"/>
+              <w:right w:val="single" w:sz="17" w:space="0" w:color="000000"/>
+            </w:tcBorders>
+          </w:tcPr>
+          <w:p>
+            <w:pPr>
+              <w:ind w:left="111"/>
+              <w:rPr>
+                <w:i/>
+                <w:iCs/>
+                <w:sz w:val="28"/>
+                <w:szCs w:val="28"/>
+                <w:lang w:val="en-US"/>
+              </w:rPr>
+            </w:pPr>
+          </w:p>
+        </w:tc>
+        <w:tc>
+          <w:tcPr>
+            <w:tcW w:w="3685" w:type="dxa"/>
+            <w:gridSpan w:val="4"/>
+            <w:tcBorders>
+              <w:top w:val="single" w:sz="8" w:space="0" w:color="000000"/>
+              <w:left w:val="single" w:sz="17" w:space="0" w:color="000000"/>
+              <w:bottom w:val="single" w:sz="8" w:space="0" w:color="000000"/>
+              <w:right w:val="single" w:sz="17" w:space="0" w:color="000000"/>
+            </w:tcBorders>
+          </w:tcPr>
+          <w:p>
+            <w:pPr>
+              <w:ind w:left="111"/>
+              <w:rPr>
+                <w:i/>
+                <w:iCs/>
+                <w:sz w:val="28"/>
+                <w:szCs w:val="28"/>
+                <w:lang w:val="en-US"/>
+              </w:rPr>
+            </w:pPr>
+          </w:p>
+        </w:tc>
+        <w:tc>
+          <w:tcPr>
+            <w:tcW w:w="2021" w:type="dxa"/>
+            <w:gridSpan w:val="2"/>
+            <w:tcBorders>
+              <w:top w:val="single" w:sz="8" w:space="0" w:color="000000"/>
+              <w:left w:val="single" w:sz="17" w:space="0" w:color="000000"/>
+              <w:bottom w:val="single" w:sz="8" w:space="0" w:color="000000"/>
+              <w:right w:val="single" w:sz="17" w:space="0" w:color="000000"/>
+            </w:tcBorders>
+            <w:vAlign w:val="bottom"/>
+          </w:tcPr>
+          <w:p>
+            <w:pPr>
+              <w:ind w:left="31"/>
+              <w:rPr>
+                <w:i/>
+                <w:iCs/>
+                <w:sz w:val="28"/>
+                <w:szCs w:val="28"/>
+                <w:lang w:val="en-US"/>
+              </w:rPr>
+            </w:pPr>
+          </w:p>
+        </w:tc>
+      </w:tr>
+      <w:tr>
+        <w:trPr>
+          <w:trHeight w:val="142"/>
+        </w:trPr>
+        <w:tc>
+          <w:tcPr>
+            <w:tcW w:w="4374" w:type="dxa"/>
+            <w:gridSpan w:val="5"/>
+            <w:tcBorders>
+              <w:top w:val="single" w:sz="8" w:space="0" w:color="000000"/>
+              <w:left w:val="single" w:sz="17" w:space="0" w:color="000000"/>
+              <w:bottom w:val="single" w:sz="8" w:space="0" w:color="000000"/>
+              <w:right w:val="single" w:sz="17" w:space="0" w:color="000000"/>
+            </w:tcBorders>
+          </w:tcPr>
+          <w:p>
+            <w:pPr>
+              <w:ind w:left="111"/>
+              <w:rPr>
+                <w:i/>
+                <w:iCs/>
+                <w:sz w:val="28"/>
+                <w:szCs w:val="28"/>
+                <w:lang w:val="en-US"/>
+              </w:rPr>
+            </w:pPr>
+          </w:p>
+        </w:tc>
+        <w:tc>
+          <w:tcPr>
+            <w:tcW w:w="3685" w:type="dxa"/>
+            <w:gridSpan w:val="4"/>
+            <w:tcBorders>
+              <w:top w:val="single" w:sz="8" w:space="0" w:color="000000"/>
+              <w:left w:val="single" w:sz="17" w:space="0" w:color="000000"/>
+              <w:bottom w:val="single" w:sz="8" w:space="0" w:color="000000"/>
+              <w:right w:val="single" w:sz="17" w:space="0" w:color="000000"/>
+            </w:tcBorders>
+          </w:tcPr>
+          <w:p>
+            <w:pPr>
+              <w:ind w:left="111"/>
+              <w:rPr>
+                <w:i/>
+                <w:iCs/>
+                <w:sz w:val="28"/>
+                <w:szCs w:val="28"/>
+                <w:lang w:val="en-US"/>
+              </w:rPr>
+            </w:pPr>
+          </w:p>
+        </w:tc>
+        <w:tc>
+          <w:tcPr>
+            <w:tcW w:w="2021" w:type="dxa"/>
+            <w:gridSpan w:val="2"/>
+            <w:tcBorders>
+              <w:top w:val="single" w:sz="8" w:space="0" w:color="000000"/>
+              <w:left w:val="single" w:sz="17" w:space="0" w:color="000000"/>
+              <w:bottom w:val="single" w:sz="8" w:space="0" w:color="000000"/>
+              <w:right w:val="single" w:sz="17" w:space="0" w:color="000000"/>
+            </w:tcBorders>
+          </w:tcPr>
+          <w:p>
+            <w:pPr>
+              <w:ind w:left="31"/>
+              <w:rPr>
+                <w:i/>
+                <w:iCs/>
+                <w:sz w:val="28"/>
+                <w:szCs w:val="28"/>
+                <w:lang w:val="en-US"/>
+              </w:rPr>
+            </w:pPr>
+          </w:p>
+        </w:tc>
+      </w:tr>
+      <w:tr>
+        <w:trPr>
+          <w:trHeight w:val="142"/>
         </w:trPr>
         <w:tc>
           <w:tcPr>
@@ -4593,6 +4736,7 @@
           <w:sz w:val="20"/>
           <w:szCs w:val="20"/>
         </w:rPr>
+        <w:lastRenderedPageBreak/>
         <w:t xml:space="preserve"> </w:t>
       </w:r>
     </w:p>
